--- a/t22_s1.docx
+++ b/t22_s1.docx
@@ -3,2168 +3,998 @@
 <w:document xmlns:wpc="http://schemas.microsoft.com/office/word/2010/wordprocessingCanvas" xmlns:mo="http://schemas.microsoft.com/office/mac/office/2008/main" xmlns:mc="http://schemas.openxmlformats.org/markup-compatibility/2006" xmlns:mv="urn:schemas-microsoft-com:mac:vml" xmlns:o="urn:schemas-microsoft-com:office:office" xmlns:r="http://schemas.openxmlformats.org/officeDocument/2006/relationships" xmlns:m="http://schemas.openxmlformats.org/officeDocument/2006/math" xmlns:v="urn:schemas-microsoft-com:vml" xmlns:wp14="http://schemas.microsoft.com/office/word/2010/wordprocessingDrawing" xmlns:wp="http://schemas.openxmlformats.org/drawingml/2006/wordprocessingDrawing" xmlns:w10="urn:schemas-microsoft-com:office:word" xmlns:w="http://schemas.openxmlformats.org/wordprocessingml/2006/main" xmlns:w14="http://schemas.microsoft.com/office/word/2010/wordml" xmlns:wpg="http://schemas.microsoft.com/office/word/2010/wordprocessingGroup" xmlns:wpi="http://schemas.microsoft.com/office/word/2010/wordprocessingInk" xmlns:wne="http://schemas.microsoft.com/office/word/2006/wordml" xmlns:wps="http://schemas.microsoft.com/office/word/2010/wordprocessingShape" mc:Ignorable="w14 wp14">
   <w:body>
     <w:p>
-      <w:pPr>
-        <w:spacing w:after="20" w:before="120"/>
-      </w:pPr>
       <w:r>
-        <w:rPr>
-          <w:b/>
-          <w:sz w:val="22"/>
-        </w:rPr>
-        <w:t>Question: The leading anatomical part of the fetus closest to the pelvic inlet of the birth canal refers to:</w:t>
+        <w:t xml:space="preserve">Question: The normal serum calcium level is:</w:t>
       </w:r>
     </w:p>
     <w:p>
-      <w:pPr>
-        <w:spacing w:after="0" w:before="0"/>
-      </w:pPr>
       <w:r>
-        <w:rPr>
-          <w:b w:val="0"/>
-          <w:sz w:val="22"/>
-        </w:rPr>
-        <w:t>(a) Presentation</w:t>
+        <w:t xml:space="preserve">(a) 8.5–10.5 mg/dL</w:t>
       </w:r>
     </w:p>
     <w:p>
-      <w:pPr>
-        <w:spacing w:after="0" w:before="0"/>
-      </w:pPr>
       <w:r>
-        <w:rPr>
-          <w:b w:val="0"/>
-          <w:sz w:val="22"/>
-        </w:rPr>
-        <w:t>(b) Lie</w:t>
+        <w:t xml:space="preserve">(b) 4–6 mg/dL</w:t>
       </w:r>
     </w:p>
     <w:p>
-      <w:pPr>
-        <w:spacing w:after="0" w:before="0"/>
-      </w:pPr>
       <w:r>
-        <w:rPr>
-          <w:b w:val="0"/>
-          <w:sz w:val="22"/>
-        </w:rPr>
-        <w:t>(c) Denominator</w:t>
+        <w:t xml:space="preserve">(c) 12–15 mg/dL</w:t>
       </w:r>
     </w:p>
     <w:p>
-      <w:pPr>
-        <w:spacing w:after="0" w:before="0"/>
-      </w:pPr>
       <w:r>
-        <w:rPr>
-          <w:b w:val="0"/>
-          <w:sz w:val="22"/>
-        </w:rPr>
-        <w:t>(d) Position</w:t>
+        <w:t xml:space="preserve">(d) 18–20 mg/dL</w:t>
       </w:r>
     </w:p>
     <w:p>
-      <w:pPr>
-        <w:spacing w:after="0" w:before="40"/>
-      </w:pPr>
       <w:r>
-        <w:rPr>
-          <w:b/>
-          <w:sz w:val="22"/>
-        </w:rPr>
-        <w:t>Answer: a</w:t>
+        <w:t xml:space="preserve">Answer: a</w:t>
       </w:r>
     </w:p>
     <w:p>
-      <w:pPr>
-        <w:spacing w:after="0" w:before="0"/>
-      </w:pPr>
       <w:r>
-        <w:rPr>
-          <w:b w:val="0"/>
-          <w:sz w:val="21"/>
-        </w:rPr>
-        <w:t>Solution: The part of the fetus that lies lowest in the pelvis and leads through the birth canal is the presentation (e.g., cephalic, breech).</w:t>
+        <w:t xml:space="preserve">Solution: Normal calcium is 8.5–10.5 mg/dL. Hypocalcemia causes tetany; hypercalcemia causes polyuria and arrhythmias. PTH, calcitriol, and calcitonin regulate calcium.</w:t>
       </w:r>
     </w:p>
     <w:p>
-      <w:pPr>
-        <w:spacing w:after="0" w:before="0"/>
-      </w:pPr>
       <w:r>
-        <w:rPr>
-          <w:b w:val="0"/>
-          <w:sz w:val="20"/>
-        </w:rPr>
-        <w:t>Positive Marks: 1</w:t>
+        <w:t xml:space="preserve">Positive Marks: 1</w:t>
       </w:r>
     </w:p>
     <w:p>
-      <w:pPr>
-        <w:spacing w:after="160" w:before="0"/>
-      </w:pPr>
       <w:r>
-        <w:rPr>
-          <w:b w:val="0"/>
-          <w:sz w:val="20"/>
-        </w:rPr>
-        <w:t>Negative Marks: 0.25</w:t>
+        <w:t xml:space="preserve">Negative Marks: 0.25</w:t>
       </w:r>
     </w:p>
     <w:p>
-      <w:pPr>
-        <w:spacing w:after="20" w:before="120"/>
-      </w:pPr>
       <w:r>
-        <w:rPr>
-          <w:b/>
-          <w:sz w:val="22"/>
-        </w:rPr>
-        <w:t>Question: Vaccine that can be freeze and still it does not lose its potency</w:t>
+        <w:t xml:space="preserve"/>
       </w:r>
     </w:p>
     <w:p>
-      <w:pPr>
-        <w:spacing w:after="0" w:before="0"/>
-      </w:pPr>
       <w:r>
-        <w:rPr>
-          <w:b w:val="0"/>
-          <w:sz w:val="22"/>
-        </w:rPr>
-        <w:t>(a) OPV</w:t>
+        <w:t xml:space="preserve">Question: The nurse is providing oral care to a patient with a nasogastric tube. The nurse should:</w:t>
       </w:r>
     </w:p>
     <w:p>
-      <w:pPr>
-        <w:spacing w:after="0" w:before="0"/>
-      </w:pPr>
       <w:r>
-        <w:rPr>
-          <w:b w:val="0"/>
-          <w:sz w:val="22"/>
-        </w:rPr>
-        <w:t>(b) DPT</w:t>
+        <w:t xml:space="preserve">(a) Perform oral care every 2 hours and lubricate the lips</w:t>
       </w:r>
     </w:p>
     <w:p>
-      <w:pPr>
-        <w:spacing w:after="0" w:before="0"/>
-      </w:pPr>
       <w:r>
-        <w:rPr>
-          <w:b w:val="0"/>
-          <w:sz w:val="22"/>
-        </w:rPr>
-        <w:t>(c) MMR</w:t>
+        <w:t xml:space="preserve">(b) Skip oral care</w:t>
       </w:r>
     </w:p>
     <w:p>
-      <w:pPr>
-        <w:spacing w:after="0" w:before="0"/>
-      </w:pPr>
       <w:r>
-        <w:rPr>
-          <w:b w:val="0"/>
-          <w:sz w:val="22"/>
-        </w:rPr>
-        <w:t>(d) TT</w:t>
+        <w:t xml:space="preserve">(c) Use a hard toothbrush</w:t>
       </w:r>
     </w:p>
     <w:p>
-      <w:pPr>
-        <w:spacing w:after="0" w:before="40"/>
-      </w:pPr>
       <w:r>
-        <w:rPr>
-          <w:b/>
-          <w:sz w:val="22"/>
-        </w:rPr>
-        <w:t>Answer: c</w:t>
+        <w:t xml:space="preserve">(d) Remove the NG tube for care</w:t>
       </w:r>
     </w:p>
     <w:p>
-      <w:pPr>
-        <w:spacing w:after="0" w:before="0"/>
-      </w:pPr>
       <w:r>
-        <w:rPr>
-          <w:b w:val="0"/>
-          <w:sz w:val="21"/>
-        </w:rPr>
-        <w:t>Solution: MMR is a freeze-dried vaccine that can be frozen without losing potency.</w:t>
+        <w:t xml:space="preserve">Answer: a</w:t>
       </w:r>
     </w:p>
     <w:p>
-      <w:pPr>
-        <w:spacing w:after="0" w:before="0"/>
-      </w:pPr>
       <w:r>
-        <w:rPr>
-          <w:b w:val="0"/>
-          <w:sz w:val="20"/>
-        </w:rPr>
-        <w:t>Positive Marks: 1</w:t>
+        <w:t xml:space="preserve">Solution: Oral care every 2 hours with a soft brush/sponge, lip lubrication, and assessment of the oral mucosa prevent dryness, infection, and ulceration in patients with NG tubes.</w:t>
       </w:r>
     </w:p>
     <w:p>
-      <w:pPr>
-        <w:spacing w:after="160" w:before="0"/>
-      </w:pPr>
       <w:r>
-        <w:rPr>
-          <w:b w:val="0"/>
-          <w:sz w:val="20"/>
-        </w:rPr>
-        <w:t>Negative Marks: 0.25</w:t>
+        <w:t xml:space="preserve">Positive Marks: 1</w:t>
       </w:r>
     </w:p>
     <w:p>
-      <w:pPr>
-        <w:spacing w:after="20" w:before="120"/>
-      </w:pPr>
       <w:r>
-        <w:rPr>
-          <w:b/>
-          <w:sz w:val="22"/>
-        </w:rPr>
-        <w:t>Question: A patient presenting the signs and symptoms of persecution, suspiciousness, lack of insight may be having?</w:t>
+        <w:t xml:space="preserve">Negative Marks: 0.25</w:t>
       </w:r>
     </w:p>
     <w:p>
-      <w:pPr>
-        <w:spacing w:after="0" w:before="0"/>
-      </w:pPr>
       <w:r>
-        <w:rPr>
-          <w:b w:val="0"/>
-          <w:sz w:val="22"/>
-        </w:rPr>
-        <w:t>(a) Hebephrenic Schizophrenia</w:t>
+        <w:t xml:space="preserve"/>
       </w:r>
     </w:p>
     <w:p>
-      <w:pPr>
-        <w:spacing w:after="0" w:before="0"/>
-      </w:pPr>
       <w:r>
-        <w:rPr>
-          <w:b w:val="0"/>
-          <w:sz w:val="22"/>
-        </w:rPr>
-        <w:t>(b) Undifferentiated Schizophrenia</w:t>
+        <w:t xml:space="preserve">Question: A patient with chronic kidney disease is being taught about medications. Which statement indicates correct understanding?</w:t>
       </w:r>
     </w:p>
     <w:p>
-      <w:pPr>
-        <w:spacing w:after="0" w:before="0"/>
-      </w:pPr>
       <w:r>
-        <w:rPr>
-          <w:b w:val="0"/>
-          <w:sz w:val="22"/>
-        </w:rPr>
-        <w:t>(c) Paranoid Schizophrenia</w:t>
+        <w:t xml:space="preserve">(a) "I will avoid NSAIDs and check with my doctor before taking any medicine."</w:t>
       </w:r>
     </w:p>
     <w:p>
-      <w:pPr>
-        <w:spacing w:after="0" w:before="0"/>
-      </w:pPr>
       <w:r>
-        <w:rPr>
-          <w:b w:val="0"/>
-          <w:sz w:val="22"/>
-        </w:rPr>
-        <w:t>(d) Simple Schizophrenia</w:t>
+        <w:t xml:space="preserve">(b) "I can take any painkiller freely."</w:t>
       </w:r>
     </w:p>
     <w:p>
-      <w:pPr>
-        <w:spacing w:after="0" w:before="40"/>
-      </w:pPr>
       <w:r>
-        <w:rPr>
-          <w:b/>
-          <w:sz w:val="22"/>
-        </w:rPr>
-        <w:t>Answer: c</w:t>
+        <w:t xml:space="preserve">(c) "I will take extra potassium supplements."</w:t>
       </w:r>
     </w:p>
     <w:p>
-      <w:pPr>
-        <w:spacing w:after="0" w:before="0"/>
-      </w:pPr>
       <w:r>
-        <w:rPr>
-          <w:b w:val="0"/>
-          <w:sz w:val="21"/>
-        </w:rPr>
-        <w:t>Solution: Paranoid schizophrenia is characterized by persecutory delusions, marked suspiciousness and lack of insight, with relatively preserved cognition and affect.</w:t>
+        <w:t xml:space="preserve">(d) "I will stop all my medicines."</w:t>
       </w:r>
     </w:p>
     <w:p>
-      <w:pPr>
-        <w:spacing w:after="0" w:before="0"/>
-      </w:pPr>
       <w:r>
-        <w:rPr>
-          <w:b w:val="0"/>
-          <w:sz w:val="20"/>
-        </w:rPr>
-        <w:t>Positive Marks: 1</w:t>
+        <w:t xml:space="preserve">Answer: a</w:t>
       </w:r>
     </w:p>
     <w:p>
-      <w:pPr>
-        <w:spacing w:after="160" w:before="0"/>
-      </w:pPr>
       <w:r>
-        <w:rPr>
-          <w:b w:val="0"/>
-          <w:sz w:val="20"/>
-        </w:rPr>
-        <w:t>Negative Marks: 0.25</w:t>
+        <w:t xml:space="preserve">Solution: In CKD, NSAIDs and nephrotoxic drugs are avoided, potassium supplements are not taken without advice, and all medicines (including OTC) are checked with the physician.</w:t>
       </w:r>
     </w:p>
     <w:p>
-      <w:pPr>
-        <w:spacing w:after="20" w:before="120"/>
-      </w:pPr>
       <w:r>
-        <w:rPr>
-          <w:b/>
-          <w:sz w:val="22"/>
-        </w:rPr>
-        <w:t>Question: All are true about Febrile seizure in children except</w:t>
+        <w:t xml:space="preserve">Positive Marks: 1</w:t>
       </w:r>
     </w:p>
     <w:p>
-      <w:pPr>
-        <w:spacing w:after="0" w:before="0"/>
-      </w:pPr>
       <w:r>
-        <w:rPr>
-          <w:b w:val="0"/>
-          <w:sz w:val="22"/>
-        </w:rPr>
-        <w:t>(a) Risk of injury</w:t>
+        <w:t xml:space="preserve">Negative Marks: 0.25</w:t>
       </w:r>
     </w:p>
     <w:p>
-      <w:pPr>
-        <w:spacing w:after="0" w:before="0"/>
-      </w:pPr>
       <w:r>
-        <w:rPr>
-          <w:b w:val="0"/>
-          <w:sz w:val="22"/>
-        </w:rPr>
-        <w:t>(b) Cerebral hypoxia is evident</w:t>
+        <w:t xml:space="preserve"/>
       </w:r>
     </w:p>
     <w:p>
-      <w:pPr>
-        <w:spacing w:after="0" w:before="0"/>
-      </w:pPr>
       <w:r>
-        <w:rPr>
-          <w:b w:val="0"/>
-          <w:sz w:val="22"/>
-        </w:rPr>
-        <w:t>(c) Young age is not a major risk factor</w:t>
+        <w:t xml:space="preserve">Question: A patient at 24 weeks of gestation is being assessed for gestational diabetes risk. Which factor increases the risk?</w:t>
       </w:r>
     </w:p>
     <w:p>
-      <w:pPr>
-        <w:spacing w:after="0" w:before="0"/>
-      </w:pPr>
       <w:r>
-        <w:rPr>
-          <w:b w:val="0"/>
-          <w:sz w:val="22"/>
-        </w:rPr>
-        <w:t>(d) Administer PCM as a part of management of Febrile seizure</w:t>
+        <w:t xml:space="preserve">(a) Family history of diabetes and obesity</w:t>
       </w:r>
     </w:p>
     <w:p>
-      <w:pPr>
-        <w:spacing w:after="0" w:before="40"/>
-      </w:pPr>
       <w:r>
-        <w:rPr>
-          <w:b/>
-          <w:sz w:val="22"/>
-        </w:rPr>
-        <w:t>Answer: c</w:t>
+        <w:t xml:space="preserve">(b) Young age only</w:t>
       </w:r>
     </w:p>
     <w:p>
-      <w:pPr>
-        <w:spacing w:after="0" w:before="0"/>
-      </w:pPr>
       <w:r>
-        <w:rPr>
-          <w:b w:val="0"/>
-          <w:sz w:val="21"/>
-        </w:rPr>
-        <w:t>Solution: Febrile seizures occur in young children (6 months-5 years); age is a recognised risk factor, so 'young age is not a major risk factor' is the false statement.</w:t>
+        <w:t xml:space="preserve">(c) Low birth weight</w:t>
       </w:r>
     </w:p>
     <w:p>
-      <w:pPr>
-        <w:spacing w:after="0" w:before="0"/>
-      </w:pPr>
       <w:r>
-        <w:rPr>
-          <w:b w:val="0"/>
-          <w:sz w:val="20"/>
-        </w:rPr>
-        <w:t>Positive Marks: 1</w:t>
+        <w:t xml:space="preserve">(d) First pregnancy only</w:t>
       </w:r>
     </w:p>
     <w:p>
-      <w:pPr>
-        <w:spacing w:after="160" w:before="0"/>
-      </w:pPr>
       <w:r>
-        <w:rPr>
-          <w:b w:val="0"/>
-          <w:sz w:val="20"/>
-        </w:rPr>
-        <w:t>Negative Marks: 0.25</w:t>
+        <w:t xml:space="preserve">Answer: a</w:t>
       </w:r>
     </w:p>
     <w:p>
-      <w:pPr>
-        <w:spacing w:after="20" w:before="120"/>
-      </w:pPr>
       <w:r>
-        <w:rPr>
-          <w:b/>
-          <w:sz w:val="22"/>
-        </w:rPr>
-        <w:t>Question: Which of the following bandage techniques is commonly used for ankle injury?</w:t>
+        <w:t xml:space="preserve">Solution: GDM risk factors — family history of diabetes, obesity, previous GDM, and macrosomia. At-risk women are screened early; all are screened at 24–28 weeks.</w:t>
       </w:r>
     </w:p>
     <w:p>
-      <w:pPr>
-        <w:spacing w:after="0" w:before="0"/>
-      </w:pPr>
       <w:r>
-        <w:rPr>
-          <w:b w:val="0"/>
-          <w:sz w:val="22"/>
-        </w:rPr>
-        <w:t>(a) Reverse spiral</w:t>
+        <w:t xml:space="preserve">Positive Marks: 1</w:t>
       </w:r>
     </w:p>
     <w:p>
-      <w:pPr>
-        <w:spacing w:after="0" w:before="0"/>
-      </w:pPr>
       <w:r>
-        <w:rPr>
-          <w:b w:val="0"/>
-          <w:sz w:val="22"/>
-        </w:rPr>
-        <w:t>(b) Figure of 8 bandage</w:t>
+        <w:t xml:space="preserve">Negative Marks: 0.25</w:t>
       </w:r>
     </w:p>
     <w:p>
-      <w:pPr>
-        <w:spacing w:after="0" w:before="0"/>
-      </w:pPr>
       <w:r>
-        <w:rPr>
-          <w:b w:val="0"/>
-          <w:sz w:val="22"/>
-        </w:rPr>
-        <w:t>(c) T-Bandage</w:t>
+        <w:t xml:space="preserve"/>
       </w:r>
     </w:p>
     <w:p>
-      <w:pPr>
-        <w:spacing w:after="0" w:before="0"/>
-      </w:pPr>
       <w:r>
-        <w:rPr>
-          <w:b w:val="0"/>
-          <w:sz w:val="22"/>
-        </w:rPr>
-        <w:t>(d) Roller Bandage</w:t>
+        <w:t xml:space="preserve">Question: A 4-month-old infant is due for immunization. Which vaccines are given at 14 weeks (per UIP)?</w:t>
       </w:r>
     </w:p>
     <w:p>
-      <w:pPr>
-        <w:spacing w:after="0" w:before="40"/>
-      </w:pPr>
       <w:r>
-        <w:rPr>
-          <w:b/>
-          <w:sz w:val="22"/>
-        </w:rPr>
-        <w:t>Answer: b</w:t>
+        <w:t xml:space="preserve">(a) DPT-3, OPV-3, Hepatitis B-3, and IPV-3 (as per schedule)</w:t>
       </w:r>
     </w:p>
     <w:p>
-      <w:pPr>
-        <w:spacing w:after="0" w:before="0"/>
-      </w:pPr>
       <w:r>
-        <w:rPr>
-          <w:b w:val="0"/>
-          <w:sz w:val="21"/>
-        </w:rPr>
-        <w:t>Solution: The bandage technique commonly used for ankle injury is the figure of 8 bandage (option B). The figure of 8 bandage provides support and stability to the ankle joint by crossing the bandage in a crisscross pattern around the ankle and lower leg, resembling the shape of the number 8. This Dengue NSAID Bandage technique helps to immobilize the ankle, reduce swelling, and provide compression. It is often used for sprains, strains, and minor fractures of the ankle. The figure of 8 bandage is easy to apply and provides a secure fit while allowing for some range of motion.</w:t>
+        <w:t xml:space="preserve">(b) Measles</w:t>
       </w:r>
     </w:p>
     <w:p>
-      <w:pPr>
-        <w:spacing w:after="0" w:before="0"/>
-      </w:pPr>
       <w:r>
-        <w:rPr>
-          <w:b w:val="0"/>
-          <w:sz w:val="20"/>
-        </w:rPr>
-        <w:t>Positive Marks: 1</w:t>
+        <w:t xml:space="preserve">(c) BCG booster</w:t>
       </w:r>
     </w:p>
     <w:p>
-      <w:pPr>
-        <w:spacing w:after="160" w:before="0"/>
-      </w:pPr>
       <w:r>
-        <w:rPr>
-          <w:b w:val="0"/>
-          <w:sz w:val="20"/>
-        </w:rPr>
-        <w:t>Negative Marks: 0.25</w:t>
+        <w:t xml:space="preserve">(d) None</w:t>
       </w:r>
     </w:p>
     <w:p>
-      <w:pPr>
-        <w:spacing w:after="20" w:before="120"/>
-      </w:pPr>
       <w:r>
-        <w:rPr>
-          <w:b/>
-          <w:sz w:val="22"/>
-        </w:rPr>
-        <w:t>Question: Which is the EARLIEST sign of respiratory distress in an infant?</w:t>
+        <w:t xml:space="preserve">Answer: a</w:t>
       </w:r>
     </w:p>
     <w:p>
-      <w:pPr>
-        <w:spacing w:after="0" w:before="0"/>
-      </w:pPr>
       <w:r>
-        <w:rPr>
-          <w:b w:val="0"/>
-          <w:sz w:val="22"/>
-        </w:rPr>
-        <w:t>(a) Cyanosis</w:t>
+        <w:t xml:space="preserve">Solution: At 14 weeks, the infant receives DPT-3, OPV-3, and Hepatitis B-3 (and IPV-3 per schedule). BCG and OPV-0 are at birth; measles/MR at 9 months. The nurse follows the immunization schedule.</w:t>
       </w:r>
     </w:p>
     <w:p>
-      <w:pPr>
-        <w:spacing w:after="0" w:before="0"/>
-      </w:pPr>
       <w:r>
-        <w:rPr>
-          <w:b w:val="0"/>
-          <w:sz w:val="22"/>
-        </w:rPr>
-        <w:t>(b) Bradycardia</w:t>
+        <w:t xml:space="preserve">Positive Marks: 1</w:t>
       </w:r>
     </w:p>
     <w:p>
-      <w:pPr>
-        <w:spacing w:after="0" w:before="0"/>
-      </w:pPr>
       <w:r>
-        <w:rPr>
-          <w:b w:val="0"/>
-          <w:sz w:val="22"/>
-        </w:rPr>
-        <w:t>(c) Gasping respirations</w:t>
+        <w:t xml:space="preserve">Negative Marks: 0.25</w:t>
       </w:r>
     </w:p>
     <w:p>
-      <w:pPr>
-        <w:spacing w:after="0" w:before="0"/>
-      </w:pPr>
       <w:r>
-        <w:rPr>
-          <w:b w:val="0"/>
-          <w:sz w:val="22"/>
-        </w:rPr>
-        <w:t>(d) Nasal flaring</w:t>
+        <w:t xml:space="preserve"/>
       </w:r>
     </w:p>
     <w:p>
-      <w:pPr>
-        <w:spacing w:after="0" w:before="40"/>
-      </w:pPr>
       <w:r>
-        <w:rPr>
-          <w:b/>
-          <w:sz w:val="22"/>
-        </w:rPr>
-        <w:t>Answer: d</w:t>
+        <w:t xml:space="preserve">Question: A patient with schizophrenia is being taught about medication side effects. Which statement indicates understanding?</w:t>
       </w:r>
     </w:p>
     <w:p>
-      <w:pPr>
-        <w:spacing w:after="0" w:before="0"/>
-      </w:pPr>
       <w:r>
-        <w:rPr>
-          <w:b w:val="0"/>
-          <w:sz w:val="21"/>
-        </w:rPr>
-        <w:t>Solution: Nasal flaring, grunting, retractions and tachypnea appear early; cyanosis and bradycardia are late, pre-arrest signs.</w:t>
+        <w:t xml:space="preserve">(a) "I will report unusual movements or stiffness to my doctor."</w:t>
       </w:r>
     </w:p>
     <w:p>
-      <w:pPr>
-        <w:spacing w:after="0" w:before="0"/>
-      </w:pPr>
       <w:r>
-        <w:rPr>
-          <w:b w:val="0"/>
-          <w:sz w:val="20"/>
-        </w:rPr>
-        <w:t>Positive Marks: 1</w:t>
+        <w:t xml:space="preserve">(b) "Side effects do not need monitoring."</w:t>
       </w:r>
     </w:p>
     <w:p>
-      <w:pPr>
-        <w:spacing w:after="160" w:before="0"/>
-      </w:pPr>
       <w:r>
-        <w:rPr>
-          <w:b w:val="0"/>
-          <w:sz w:val="20"/>
-        </w:rPr>
-        <w:t>Negative Marks: 0.25</w:t>
+        <w:t xml:space="preserve">(c) "I will stop the medicine if I have side effects."</w:t>
       </w:r>
     </w:p>
     <w:p>
-      <w:pPr>
-        <w:spacing w:after="20" w:before="120"/>
-      </w:pPr>
       <w:r>
-        <w:rPr>
-          <w:b/>
-          <w:sz w:val="22"/>
-        </w:rPr>
-        <w:t>Question: Which psychiatric medication lowers the seizure threshold and requires seizure precautions?</w:t>
+        <w:t xml:space="preserve">(d) "Side effects are imaginary."</w:t>
       </w:r>
     </w:p>
     <w:p>
-      <w:pPr>
-        <w:spacing w:after="0" w:before="0"/>
-      </w:pPr>
       <w:r>
-        <w:rPr>
-          <w:b w:val="0"/>
-          <w:sz w:val="22"/>
-        </w:rPr>
-        <w:t>(a) Lithium</w:t>
+        <w:t xml:space="preserve">Answer: a</w:t>
       </w:r>
     </w:p>
     <w:p>
-      <w:pPr>
-        <w:spacing w:after="0" w:before="0"/>
-      </w:pPr>
       <w:r>
-        <w:rPr>
-          <w:b w:val="0"/>
-          <w:sz w:val="22"/>
-        </w:rPr>
-        <w:t>(b) Anticonvulsants</w:t>
+        <w:t xml:space="preserve">Solution: The nurse teaches the patient to report EPS (stiffness, restlessness, tremors) and metabolic changes — these are managed by dose adjustment or medication change. Stopping abruptly causes relapse.</w:t>
       </w:r>
     </w:p>
     <w:p>
-      <w:pPr>
-        <w:spacing w:after="0" w:before="0"/>
-      </w:pPr>
       <w:r>
-        <w:rPr>
-          <w:b w:val="0"/>
-          <w:sz w:val="22"/>
-        </w:rPr>
-        <w:t>(c) Benzodiazepines</w:t>
+        <w:t xml:space="preserve">Positive Marks: 1</w:t>
       </w:r>
     </w:p>
     <w:p>
-      <w:pPr>
-        <w:spacing w:after="0" w:before="0"/>
-      </w:pPr>
       <w:r>
-        <w:rPr>
-          <w:b w:val="0"/>
-          <w:sz w:val="22"/>
-        </w:rPr>
-        <w:t>(d) Barbiturates</w:t>
+        <w:t xml:space="preserve">Negative Marks: 0.25</w:t>
       </w:r>
     </w:p>
     <w:p>
-      <w:pPr>
-        <w:spacing w:after="0" w:before="40"/>
-      </w:pPr>
       <w:r>
-        <w:rPr>
-          <w:b/>
-          <w:sz w:val="22"/>
-        </w:rPr>
-        <w:t>Answer: a</w:t>
+        <w:t xml:space="preserve"/>
       </w:r>
     </w:p>
     <w:p>
-      <w:pPr>
-        <w:spacing w:after="0" w:before="0"/>
-      </w:pPr>
       <w:r>
-        <w:rPr>
-          <w:b w:val="0"/>
-          <w:sz w:val="21"/>
-        </w:rPr>
-        <w:t>Solution: Lithium carbonate can lower the seizure threshold, especially at toxic serum levels (&gt;1.5 mEq/L) or when combined with antipsychotics.</w:t>
+        <w:t xml:space="preserve">Question: The "Pradhan Mantri Bhartiya Janaushadhi Kendra" was launched with the objective of:</w:t>
       </w:r>
     </w:p>
     <w:p>
-      <w:pPr>
-        <w:spacing w:after="0" w:before="0"/>
-      </w:pPr>
       <w:r>
-        <w:rPr>
-          <w:b w:val="0"/>
-          <w:sz w:val="20"/>
-        </w:rPr>
-        <w:t>Positive Marks: 1</w:t>
+        <w:t xml:space="preserve">(a) Making quality generic medicines affordable</w:t>
       </w:r>
     </w:p>
     <w:p>
-      <w:pPr>
-        <w:spacing w:after="160" w:before="0"/>
-      </w:pPr>
       <w:r>
-        <w:rPr>
-          <w:b w:val="0"/>
-          <w:sz w:val="20"/>
-        </w:rPr>
-        <w:t>Negative Marks: 0.25</w:t>
+        <w:t xml:space="preserve">(b) Selling only imported medicines</w:t>
       </w:r>
     </w:p>
     <w:p>
-      <w:pPr>
-        <w:spacing w:after="20" w:before="120"/>
-      </w:pPr>
       <w:r>
-        <w:rPr>
-          <w:b/>
-          <w:sz w:val="22"/>
-        </w:rPr>
-        <w:t>Question: A client with a fractured femur suddenly develops dyspnea, chest pain and confusion 48 hours after injury. Which complication should the nurse suspect FIRST?</w:t>
+        <w:t xml:space="preserve">(c) Increasing drug prices</w:t>
       </w:r>
     </w:p>
     <w:p>
-      <w:pPr>
-        <w:spacing w:after="0" w:before="0"/>
-      </w:pPr>
       <w:r>
-        <w:rPr>
-          <w:b w:val="0"/>
-          <w:sz w:val="22"/>
-        </w:rPr>
-        <w:t>(a) Fat embolism syndrome</w:t>
+        <w:t xml:space="preserve">(d) Restricting medicine access</w:t>
       </w:r>
     </w:p>
     <w:p>
-      <w:pPr>
-        <w:spacing w:after="0" w:before="0"/>
-      </w:pPr>
       <w:r>
-        <w:rPr>
-          <w:b w:val="0"/>
-          <w:sz w:val="22"/>
-        </w:rPr>
-        <w:t>(b) Pulmonary embolism</w:t>
+        <w:t xml:space="preserve">Answer: a</w:t>
       </w:r>
     </w:p>
     <w:p>
-      <w:pPr>
-        <w:spacing w:after="0" w:before="0"/>
-      </w:pPr>
       <w:r>
-        <w:rPr>
-          <w:b w:val="0"/>
-          <w:sz w:val="22"/>
-        </w:rPr>
-        <w:t>(c) Hypovolemic shock</w:t>
+        <w:t xml:space="preserve">Solution: PMBJP makes quality generic medicines affordable (50–90% cheaper) — reducing out-of-pocket costs and improving access.</w:t>
       </w:r>
     </w:p>
     <w:p>
-      <w:pPr>
-        <w:spacing w:after="0" w:before="0"/>
-      </w:pPr>
       <w:r>
-        <w:rPr>
-          <w:b w:val="0"/>
-          <w:sz w:val="22"/>
-        </w:rPr>
-        <w:t>(d) Pneumothorax</w:t>
+        <w:t xml:space="preserve">Positive Marks: 1</w:t>
       </w:r>
     </w:p>
     <w:p>
-      <w:pPr>
-        <w:spacing w:after="0" w:before="40"/>
-      </w:pPr>
       <w:r>
-        <w:rPr>
-          <w:b/>
-          <w:sz w:val="22"/>
-        </w:rPr>
-        <w:t>Answer: a</w:t>
+        <w:t xml:space="preserve">Negative Marks: 0.25</w:t>
       </w:r>
     </w:p>
     <w:p>
-      <w:pPr>
-        <w:spacing w:after="0" w:before="0"/>
-      </w:pPr>
       <w:r>
-        <w:rPr>
-          <w:b w:val="0"/>
-          <w:sz w:val="21"/>
-        </w:rPr>
-        <w:t>Solution: Fat embolism, most common after long-bone fractures, classically presents with respiratory distress and confusion 24-72 hours after injury (petechiae over the chest are a hallmark).</w:t>
+        <w:t xml:space="preserve"/>
       </w:r>
     </w:p>
     <w:p>
-      <w:pPr>
-        <w:spacing w:after="0" w:before="0"/>
-      </w:pPr>
       <w:r>
-        <w:rPr>
-          <w:b w:val="0"/>
-          <w:sz w:val="20"/>
-        </w:rPr>
-        <w:t>Positive Marks: 1</w:t>
+        <w:t xml:space="preserve">Question: The nurse is to administer 24 mg of a medication. The vial contains 6 mg/mL. The volume to give is:</w:t>
       </w:r>
     </w:p>
     <w:p>
-      <w:pPr>
-        <w:spacing w:after="160" w:before="0"/>
-      </w:pPr>
       <w:r>
-        <w:rPr>
-          <w:b w:val="0"/>
-          <w:sz w:val="20"/>
-        </w:rPr>
-        <w:t>Negative Marks: 0.25</w:t>
+        <w:t xml:space="preserve">(a) 2 mL</w:t>
       </w:r>
     </w:p>
     <w:p>
-      <w:pPr>
-        <w:spacing w:after="20" w:before="120"/>
-      </w:pPr>
       <w:r>
-        <w:rPr>
-          <w:b/>
-          <w:sz w:val="22"/>
-        </w:rPr>
-        <w:t>Question: All symptoms occurs in pre-menstrual syndrome (PMS).Except?</w:t>
+        <w:t xml:space="preserve">(b) 3 mL</w:t>
       </w:r>
     </w:p>
     <w:p>
-      <w:pPr>
-        <w:spacing w:after="0" w:before="0"/>
-      </w:pPr>
       <w:r>
-        <w:rPr>
-          <w:b w:val="0"/>
-          <w:sz w:val="22"/>
-        </w:rPr>
-        <w:t>(a) Breast tendemess</w:t>
+        <w:t xml:space="preserve">(c) 4 mL</w:t>
       </w:r>
     </w:p>
     <w:p>
-      <w:pPr>
-        <w:spacing w:after="0" w:before="0"/>
-      </w:pPr>
       <w:r>
-        <w:rPr>
-          <w:b w:val="0"/>
-          <w:sz w:val="22"/>
-        </w:rPr>
-        <w:t>(b) Constipation</w:t>
+        <w:t xml:space="preserve">(d) 5 mL</w:t>
       </w:r>
     </w:p>
     <w:p>
-      <w:pPr>
-        <w:spacing w:after="0" w:before="0"/>
-      </w:pPr>
       <w:r>
-        <w:rPr>
-          <w:b w:val="0"/>
-          <w:sz w:val="22"/>
-        </w:rPr>
-        <w:t>(c) Weight loss</w:t>
+        <w:t xml:space="preserve">Answer: c</w:t>
       </w:r>
     </w:p>
     <w:p>
-      <w:pPr>
-        <w:spacing w:after="0" w:before="0"/>
-      </w:pPr>
       <w:r>
-        <w:rPr>
-          <w:b w:val="0"/>
-          <w:sz w:val="22"/>
-        </w:rPr>
-        <w:t>(d) Abdomen Pain &amp; bloating</w:t>
+        <w:t xml:space="preserve">Solution: Volume = 24 ÷ 6 = 4 mL.</w:t>
       </w:r>
     </w:p>
     <w:p>
-      <w:pPr>
-        <w:spacing w:after="0" w:before="40"/>
-      </w:pPr>
       <w:r>
-        <w:rPr>
-          <w:b/>
-          <w:sz w:val="22"/>
-        </w:rPr>
-        <w:t>Answer: c</w:t>
+        <w:t xml:space="preserve">Positive Marks: 1</w:t>
       </w:r>
     </w:p>
     <w:p>
-      <w:pPr>
-        <w:spacing w:after="0" w:before="0"/>
-      </w:pPr>
       <w:r>
-        <w:rPr>
-          <w:b w:val="0"/>
-          <w:sz w:val="21"/>
-        </w:rPr>
-        <w:t>Solution: Weight loss (option B) is not typically considered a symptom of premenstrual syndrome (PMS). PMS refers to a combination of physical, emotional, and behavioral symptoms that occur in the days or weeks leading up to menstruation in many women. Common symptoms of PMS include bloating, breast tenderness, mood swings, irritability, fatigue, food cravings, and abdominal pain. However, weight loss is not a recognized symptom of PMS. It is important to note that the severity and specific symptoms of PMS can vary among individuals. If someone experiences significant or disruptive symptoms related to their menstrual cycle, it is advisable to consult a healthcare provider for evaluation and management.</w:t>
+        <w:t xml:space="preserve">Negative Marks: 0.25</w:t>
       </w:r>
     </w:p>
     <w:p>
-      <w:pPr>
-        <w:spacing w:after="0" w:before="0"/>
-      </w:pPr>
       <w:r>
-        <w:rPr>
-          <w:b w:val="0"/>
-          <w:sz w:val="20"/>
-        </w:rPr>
-        <w:t>Positive Marks: 1</w:t>
+        <w:t xml:space="preserve"/>
       </w:r>
     </w:p>
     <w:p>
-      <w:pPr>
-        <w:spacing w:after="160" w:before="0"/>
-      </w:pPr>
       <w:r>
-        <w:rPr>
-          <w:b w:val="0"/>
-          <w:sz w:val="20"/>
-        </w:rPr>
-        <w:t>Negative Marks: 0.25</w:t>
+        <w:t xml:space="preserve">Question: The primary function of the large intestine is:</w:t>
       </w:r>
     </w:p>
     <w:p>
-      <w:pPr>
-        <w:spacing w:after="20" w:before="120"/>
-      </w:pPr>
       <w:r>
-        <w:rPr>
-          <w:b/>
-          <w:sz w:val="22"/>
-        </w:rPr>
-        <w:t>Question: A client with psychotic depression is receiving haloperidol (Haldol). Which of the following side effects is associated with haloperidol?</w:t>
+        <w:t xml:space="preserve">(a) Absorption of water and electrolytes</w:t>
       </w:r>
     </w:p>
     <w:p>
-      <w:pPr>
-        <w:spacing w:after="0" w:before="0"/>
-      </w:pPr>
       <w:r>
-        <w:rPr>
-          <w:b w:val="0"/>
-          <w:sz w:val="22"/>
-        </w:rPr>
-        <w:t>(a) Cataracts</w:t>
+        <w:t xml:space="preserve">(b) Secretion of digestive enzymes</w:t>
       </w:r>
     </w:p>
     <w:p>
-      <w:pPr>
-        <w:spacing w:after="0" w:before="0"/>
-      </w:pPr>
       <w:r>
-        <w:rPr>
-          <w:b w:val="0"/>
-          <w:sz w:val="22"/>
-        </w:rPr>
-        <w:t>(b) Diaphoresis</w:t>
+        <w:t xml:space="preserve">(c) Producing bile</w:t>
       </w:r>
     </w:p>
     <w:p>
-      <w:pPr>
-        <w:spacing w:after="0" w:before="0"/>
-      </w:pPr>
       <w:r>
-        <w:rPr>
-          <w:b w:val="0"/>
-          <w:sz w:val="22"/>
-        </w:rPr>
-        <w:t>(c) Polyuria</w:t>
+        <w:t xml:space="preserve">(d) Filtering blood</w:t>
       </w:r>
     </w:p>
     <w:p>
-      <w:pPr>
-        <w:spacing w:after="0" w:before="0"/>
-      </w:pPr>
       <w:r>
-        <w:rPr>
-          <w:b w:val="0"/>
-          <w:sz w:val="22"/>
-        </w:rPr>
-        <w:t>(d) Akathisia</w:t>
+        <w:t xml:space="preserve">Answer: a</w:t>
       </w:r>
     </w:p>
     <w:p>
-      <w:pPr>
-        <w:spacing w:after="0" w:before="40"/>
-      </w:pPr>
       <w:r>
-        <w:rPr>
-          <w:b/>
-          <w:sz w:val="22"/>
-        </w:rPr>
-        <w:t>Answer: d</w:t>
+        <w:t xml:space="preserve">Solution: The large intestine absorbs water/electrolytes and forms feces. The pancreas secretes enzymes; the liver produces bile; the kidneys filter blood.</w:t>
       </w:r>
     </w:p>
     <w:p>
-      <w:pPr>
-        <w:spacing w:after="0" w:before="0"/>
-      </w:pPr>
       <w:r>
-        <w:rPr>
-          <w:b w:val="0"/>
-          <w:sz w:val="21"/>
-        </w:rPr>
-        <w:t>Solution: Akathisia (subjective restlessness with pacing) is an extrapyramidal side effect of haloperidol.</w:t>
+        <w:t xml:space="preserve">Positive Marks: 1</w:t>
       </w:r>
     </w:p>
     <w:p>
-      <w:pPr>
-        <w:spacing w:after="0" w:before="0"/>
-      </w:pPr>
       <w:r>
-        <w:rPr>
-          <w:b w:val="0"/>
-          <w:sz w:val="20"/>
-        </w:rPr>
-        <w:t>Positive Marks: 1</w:t>
+        <w:t xml:space="preserve">Negative Marks: 0.25</w:t>
       </w:r>
     </w:p>
     <w:p>
-      <w:pPr>
-        <w:spacing w:after="160" w:before="0"/>
-      </w:pPr>
       <w:r>
-        <w:rPr>
-          <w:b w:val="0"/>
-          <w:sz w:val="20"/>
-        </w:rPr>
-        <w:t>Negative Marks: 0.25</w:t>
+        <w:t xml:space="preserve"/>
       </w:r>
     </w:p>
     <w:p>
-      <w:pPr>
-        <w:spacing w:after="20" w:before="120"/>
-      </w:pPr>
       <w:r>
-        <w:rPr>
-          <w:b/>
-          <w:sz w:val="22"/>
-        </w:rPr>
-        <w:t>Question: 32 week pregnant woman hospitalized with vaginal discharge, and its fibronectin test positive, what kind of labour does it indicate?</w:t>
+        <w:t xml:space="preserve">Question: A patient with a fracture of the tibia is placed in a cast. The nurse should teach the patient to:</w:t>
       </w:r>
     </w:p>
     <w:p>
-      <w:pPr>
-        <w:spacing w:after="0" w:before="0"/>
-      </w:pPr>
       <w:r>
-        <w:rPr>
-          <w:b w:val="0"/>
-          <w:sz w:val="22"/>
-        </w:rPr>
-        <w:t>(a) Precipited labour</w:t>
+        <w:t xml:space="preserve">(a) Keep the cast dry and report any pain or numbness</w:t>
       </w:r>
     </w:p>
     <w:p>
-      <w:pPr>
-        <w:spacing w:after="0" w:before="0"/>
-      </w:pPr>
       <w:r>
-        <w:rPr>
-          <w:b w:val="0"/>
-          <w:sz w:val="22"/>
-        </w:rPr>
-        <w:t>(b) Post term labour</w:t>
+        <w:t xml:space="preserve">(b) Remove the cast in water</w:t>
       </w:r>
     </w:p>
     <w:p>
-      <w:pPr>
-        <w:spacing w:after="0" w:before="0"/>
-      </w:pPr>
       <w:r>
-        <w:rPr>
-          <w:b w:val="0"/>
-          <w:sz w:val="22"/>
-        </w:rPr>
-        <w:t>(c) Preterm labour</w:t>
+        <w:t xml:space="preserve">(c) Scratch under the cast</w:t>
       </w:r>
     </w:p>
     <w:p>
-      <w:pPr>
-        <w:spacing w:after="0" w:before="0"/>
-      </w:pPr>
       <w:r>
-        <w:rPr>
-          <w:b w:val="0"/>
-          <w:sz w:val="22"/>
-        </w:rPr>
-        <w:t>(d) Prolong labour</w:t>
+        <w:t xml:space="preserve">(d) Bear weight immediately</w:t>
       </w:r>
     </w:p>
     <w:p>
-      <w:pPr>
-        <w:spacing w:after="0" w:before="40"/>
-      </w:pPr>
       <w:r>
-        <w:rPr>
-          <w:b/>
-          <w:sz w:val="22"/>
-        </w:rPr>
-        <w:t>Answer: c</w:t>
+        <w:t xml:space="preserve">Answer: a</w:t>
       </w:r>
     </w:p>
     <w:p>
-      <w:pPr>
-        <w:spacing w:after="0" w:before="0"/>
-      </w:pPr>
       <w:r>
-        <w:rPr>
-          <w:b w:val="0"/>
-          <w:sz w:val="21"/>
-        </w:rPr>
-        <w:t>Solution: A positive fetal fibronectin test at 32 weeks indicates a high risk of preterm labour.</w:t>
+        <w:t xml:space="preserve">Solution: Cast care — keep it dry, report neurovascular changes (pain, numbness, pallor), avoid inserting objects, and follow weight-bearing advice.</w:t>
       </w:r>
     </w:p>
     <w:p>
-      <w:pPr>
-        <w:spacing w:after="0" w:before="0"/>
-      </w:pPr>
       <w:r>
-        <w:rPr>
-          <w:b w:val="0"/>
-          <w:sz w:val="20"/>
-        </w:rPr>
-        <w:t>Positive Marks: 1</w:t>
+        <w:t xml:space="preserve">Positive Marks: 1</w:t>
       </w:r>
     </w:p>
     <w:p>
-      <w:pPr>
-        <w:spacing w:after="160" w:before="0"/>
-      </w:pPr>
       <w:r>
-        <w:rPr>
-          <w:b w:val="0"/>
-          <w:sz w:val="20"/>
-        </w:rPr>
-        <w:t>Negative Marks: 0.25</w:t>
+        <w:t xml:space="preserve">Negative Marks: 0.25</w:t>
       </w:r>
     </w:p>
     <w:p>
-      <w:pPr>
-        <w:spacing w:after="20" w:before="120"/>
-      </w:pPr>
       <w:r>
-        <w:rPr>
-          <w:b/>
-          <w:sz w:val="22"/>
-        </w:rPr>
-        <w:t>Question: Best described the asepsis of any surgical instrument?</w:t>
+        <w:t xml:space="preserve">Question: The normal serum magnesium level is:</w:t>
       </w:r>
     </w:p>
     <w:p>
-      <w:pPr>
-        <w:spacing w:after="0" w:before="0"/>
-      </w:pPr>
       <w:r>
-        <w:rPr>
-          <w:b w:val="0"/>
-          <w:sz w:val="22"/>
-        </w:rPr>
-        <w:t>(a) Mopping</w:t>
+        <w:t xml:space="preserve">(a) 1.5–2.5 mEq/L</w:t>
       </w:r>
     </w:p>
     <w:p>
-      <w:pPr>
-        <w:spacing w:after="0" w:before="0"/>
-      </w:pPr>
       <w:r>
-        <w:rPr>
-          <w:b w:val="0"/>
-          <w:sz w:val="22"/>
-        </w:rPr>
-        <w:t>(b) Scrubbing</w:t>
+        <w:t xml:space="preserve">(b) 5–8 mEq/L</w:t>
       </w:r>
     </w:p>
     <w:p>
-      <w:pPr>
-        <w:spacing w:after="0" w:before="0"/>
-      </w:pPr>
       <w:r>
-        <w:rPr>
-          <w:b w:val="0"/>
-          <w:sz w:val="22"/>
-        </w:rPr>
-        <w:t>(c) Sterilization</w:t>
+        <w:t xml:space="preserve">(c) 10–15 mEq/L</w:t>
       </w:r>
     </w:p>
     <w:p>
-      <w:pPr>
-        <w:spacing w:after="0" w:before="0"/>
-      </w:pPr>
       <w:r>
-        <w:rPr>
-          <w:b w:val="0"/>
-          <w:sz w:val="22"/>
-        </w:rPr>
-        <w:t>(d) Disinfection</w:t>
+        <w:t xml:space="preserve">(d) 0.1–0.5 mEq/L</w:t>
       </w:r>
     </w:p>
     <w:p>
-      <w:pPr>
-        <w:spacing w:after="0" w:before="40"/>
-      </w:pPr>
       <w:r>
-        <w:rPr>
-          <w:b/>
-          <w:sz w:val="22"/>
-        </w:rPr>
-        <w:t>Answer: c</w:t>
+        <w:t xml:space="preserve">Answer: a</w:t>
       </w:r>
     </w:p>
     <w:p>
-      <w:pPr>
-        <w:spacing w:after="0" w:before="0"/>
-      </w:pPr>
       <w:r>
-        <w:rPr>
-          <w:b w:val="0"/>
-          <w:sz w:val="21"/>
-        </w:rPr>
-        <w:t>Solution: The complete elimination of all microorganisms, including spores, is the best description of the term sterilization. Sterilization is the process of killing or removing all microorganisms, including bacteria, viruses, fungi, and spores. Sterilization can be achieved by various physical and chemical methods, such as heat, radiation, and chemical disinfectants.</w:t>
+        <w:t xml:space="preserve">Solution: Normal magnesium is 1.5–2.5 mEq/L. Hypomagnesemia causes tremors/tetany/arrhythmias; hypermagnesemia (magnesium sulfate) causes loss of reflexes and respiratory depression.</w:t>
       </w:r>
     </w:p>
     <w:p>
-      <w:pPr>
-        <w:spacing w:after="0" w:before="0"/>
-      </w:pPr>
       <w:r>
-        <w:rPr>
-          <w:b w:val="0"/>
-          <w:sz w:val="20"/>
-        </w:rPr>
-        <w:t>Positive Marks: 1</w:t>
+        <w:t xml:space="preserve">Positive Marks: 1</w:t>
       </w:r>
     </w:p>
     <w:p>
-      <w:pPr>
-        <w:spacing w:after="160" w:before="0"/>
-      </w:pPr>
       <w:r>
-        <w:rPr>
-          <w:b w:val="0"/>
-          <w:sz w:val="20"/>
-        </w:rPr>
-        <w:t>Negative Marks: 0.25</w:t>
+        <w:t xml:space="preserve">Negative Marks: 0.25</w:t>
       </w:r>
     </w:p>
     <w:p>
-      <w:pPr>
-        <w:spacing w:after="20" w:before="120"/>
-      </w:pPr>
       <w:r>
-        <w:rPr>
-          <w:b/>
-          <w:sz w:val="22"/>
-        </w:rPr>
-        <w:t>Question: Which contraceptive method is not recommended during lactation?</w:t>
+        <w:t xml:space="preserve"/>
       </w:r>
     </w:p>
     <w:p>
-      <w:pPr>
-        <w:spacing w:after="0" w:before="0"/>
-      </w:pPr>
       <w:r>
-        <w:rPr>
-          <w:b w:val="0"/>
-          <w:sz w:val="22"/>
-        </w:rPr>
-        <w:t>(a) Copper T</w:t>
+        <w:t xml:space="preserve">Question: The nurse is caring for a patient with a wound drain (Jackson-Pratt). The nurse should:</w:t>
       </w:r>
     </w:p>
     <w:p>
-      <w:pPr>
-        <w:spacing w:after="0" w:before="0"/>
-      </w:pPr>
       <w:r>
-        <w:rPr>
-          <w:b w:val="0"/>
-          <w:sz w:val="22"/>
-        </w:rPr>
-        <w:t>(b) Minipill</w:t>
+        <w:t xml:space="preserve">(a) Empty, measure, and record the drainage, restoring suction</w:t>
       </w:r>
     </w:p>
     <w:p>
-      <w:pPr>
-        <w:spacing w:after="0" w:before="0"/>
-      </w:pPr>
       <w:r>
-        <w:rPr>
-          <w:b w:val="0"/>
-          <w:sz w:val="22"/>
-        </w:rPr>
-        <w:t>(c) Combined OCP</w:t>
+        <w:t xml:space="preserve">(b) Leave the bulb full</w:t>
       </w:r>
     </w:p>
     <w:p>
-      <w:pPr>
-        <w:spacing w:after="0" w:before="0"/>
-      </w:pPr>
       <w:r>
-        <w:rPr>
-          <w:b w:val="0"/>
-          <w:sz w:val="22"/>
-        </w:rPr>
-        <w:t>(d) E-Pill</w:t>
+        <w:t xml:space="preserve">(c) Empty the drainage on the floor</w:t>
       </w:r>
     </w:p>
     <w:p>
-      <w:pPr>
-        <w:spacing w:after="0" w:before="40"/>
-      </w:pPr>
       <w:r>
-        <w:rPr>
-          <w:b/>
-          <w:sz w:val="22"/>
-        </w:rPr>
-        <w:t>Answer: c</w:t>
+        <w:t xml:space="preserve">(d) Skip recording</w:t>
       </w:r>
     </w:p>
     <w:p>
-      <w:pPr>
-        <w:spacing w:after="0" w:before="0"/>
-      </w:pPr>
       <w:r>
-        <w:rPr>
-          <w:b w:val="0"/>
-          <w:sz w:val="21"/>
-        </w:rPr>
-        <w:t>Solution: Combined oral contraceptive pills (OCPs) are not recommended during lactation (breastfeeding) as they can potentially affect milk production and composition (option D). The hormones in combined OCPs, which contain both estrogen and progestin, may interfere with breastfeeding by reducing milk supply. Estrogen can inhibit the production of prolactin, a hormone responsible for milk production. Therefore, during lactation, other contraceptive methods that are considered safe and compatible with breastfeeding are recommended, such as progestin-only pills.</w:t>
+        <w:t xml:space="preserve">Answer: a</w:t>
       </w:r>
     </w:p>
     <w:p>
-      <w:pPr>
-        <w:spacing w:after="0" w:before="0"/>
-      </w:pPr>
       <w:r>
-        <w:rPr>
-          <w:b w:val="0"/>
-          <w:sz w:val="20"/>
-        </w:rPr>
-        <w:t>Positive Marks: 1</w:t>
+        <w:t xml:space="preserve">Solution: Jackson-Pratt drain — emptied and measured with aseptic technique, output recorded, and suction (bulb compression) restored. The site is observed for infection.</w:t>
       </w:r>
     </w:p>
     <w:p>
-      <w:pPr>
-        <w:spacing w:after="160" w:before="0"/>
-      </w:pPr>
       <w:r>
-        <w:rPr>
-          <w:b w:val="0"/>
-          <w:sz w:val="20"/>
-        </w:rPr>
-        <w:t>Negative Marks: 0.25</w:t>
+        <w:t xml:space="preserve">Positive Marks: 1</w:t>
       </w:r>
     </w:p>
     <w:p>
-      <w:pPr>
-        <w:spacing w:after="20" w:before="120"/>
-      </w:pPr>
       <w:r>
-        <w:rPr>
-          <w:b/>
-          <w:sz w:val="22"/>
-        </w:rPr>
-        <w:t>Question: Where is the global headquarters of the World Health Organization (WHO) situated?</w:t>
+        <w:t xml:space="preserve">Negative Marks: 0.25</w:t>
       </w:r>
     </w:p>
     <w:p>
-      <w:pPr>
-        <w:spacing w:after="0" w:before="0"/>
-      </w:pPr>
       <w:r>
-        <w:rPr>
-          <w:b w:val="0"/>
-          <w:sz w:val="22"/>
-        </w:rPr>
-        <w:t>(a) Rome, Italy</w:t>
+        <w:t xml:space="preserve"/>
       </w:r>
     </w:p>
     <w:p>
-      <w:pPr>
-        <w:spacing w:after="0" w:before="0"/>
-      </w:pPr>
       <w:r>
-        <w:rPr>
-          <w:b w:val="0"/>
-          <w:sz w:val="22"/>
-        </w:rPr>
-        <w:t>(b) Geneva, Switzerland</w:t>
+        <w:t xml:space="preserve">Question: A patient with acute pancreatitis has developed a pseudocyst. The nurse should monitor for:</w:t>
       </w:r>
     </w:p>
     <w:p>
-      <w:pPr>
-        <w:spacing w:after="0" w:before="0"/>
-      </w:pPr>
       <w:r>
-        <w:rPr>
-          <w:b w:val="0"/>
-          <w:sz w:val="22"/>
-        </w:rPr>
-        <w:t>(c) Paris, France</w:t>
+        <w:t xml:space="preserve">(a) A palpable abdominal mass and possible rupture</w:t>
       </w:r>
     </w:p>
     <w:p>
-      <w:pPr>
-        <w:spacing w:after="0" w:before="0"/>
-      </w:pPr>
       <w:r>
-        <w:rPr>
-          <w:b w:val="0"/>
-          <w:sz w:val="22"/>
-        </w:rPr>
-        <w:t>(d) Washington D.C., USA</w:t>
+        <w:t xml:space="preserve">(b) Hypoglycemia only</w:t>
       </w:r>
     </w:p>
     <w:p>
-      <w:pPr>
-        <w:spacing w:after="0" w:before="40"/>
-      </w:pPr>
       <w:r>
-        <w:rPr>
-          <w:b/>
-          <w:sz w:val="22"/>
-        </w:rPr>
-        <w:t>Answer: b</w:t>
+        <w:t xml:space="preserve">(c) Constipation</w:t>
       </w:r>
     </w:p>
     <w:p>
-      <w:pPr>
-        <w:spacing w:after="0" w:before="0"/>
-      </w:pPr>
       <w:r>
-        <w:rPr>
-          <w:b w:val="0"/>
-          <w:sz w:val="21"/>
-        </w:rPr>
-        <w:t>Solution: The World Health Organization (WHO) was founded in 1948 and its global headquarters is located in Geneva, Switzerland.</w:t>
+        <w:t xml:space="preserve">(d) Hyperthyroidism</w:t>
       </w:r>
     </w:p>
     <w:p>
-      <w:pPr>
-        <w:spacing w:after="0" w:before="0"/>
-      </w:pPr>
       <w:r>
-        <w:rPr>
-          <w:b w:val="0"/>
-          <w:sz w:val="20"/>
-        </w:rPr>
-        <w:t>Positive Marks: 1</w:t>
+        <w:t xml:space="preserve">Answer: a</w:t>
       </w:r>
     </w:p>
     <w:p>
-      <w:pPr>
-        <w:spacing w:after="160" w:before="0"/>
-      </w:pPr>
       <w:r>
-        <w:rPr>
-          <w:b w:val="0"/>
-          <w:sz w:val="20"/>
-        </w:rPr>
-        <w:t>Negative Marks: 0.25</w:t>
+        <w:t xml:space="preserve">Solution: Pancreatic pseudocyst — a fluid collection that may be palpable and can rupture, bleed, or infect. The nurse monitors abdominal size, pain, and signs of rupture (shock, peritonitis).</w:t>
       </w:r>
     </w:p>
     <w:p>
-      <w:pPr>
-        <w:spacing w:after="20" w:before="120"/>
-      </w:pPr>
       <w:r>
-        <w:rPr>
-          <w:b/>
-          <w:sz w:val="22"/>
-        </w:rPr>
-        <w:t>Question: What should be the duration of suctioning to ventilated patients?</w:t>
+        <w:t xml:space="preserve">Positive Marks: 1</w:t>
       </w:r>
     </w:p>
     <w:p>
-      <w:pPr>
-        <w:spacing w:after="0" w:before="0"/>
-      </w:pPr>
       <w:r>
-        <w:rPr>
-          <w:b w:val="0"/>
-          <w:sz w:val="22"/>
-        </w:rPr>
-        <w:t>(a) 20-25 seconds</w:t>
+        <w:t xml:space="preserve">Negative Marks: 0.25</w:t>
       </w:r>
     </w:p>
     <w:p>
-      <w:pPr>
-        <w:spacing w:after="0" w:before="0"/>
-      </w:pPr>
       <w:r>
-        <w:rPr>
-          <w:b w:val="0"/>
-          <w:sz w:val="22"/>
-        </w:rPr>
-        <w:t>(b) 5-10 seconds</w:t>
+        <w:t xml:space="preserve"/>
       </w:r>
     </w:p>
     <w:p>
-      <w:pPr>
-        <w:spacing w:after="0" w:before="0"/>
-      </w:pPr>
       <w:r>
-        <w:rPr>
-          <w:b w:val="0"/>
-          <w:sz w:val="22"/>
-        </w:rPr>
-        <w:t>(c) 15-20 seconds</w:t>
+        <w:t xml:space="preserve">Question: A patient at 30 weeks of gestation reports decreased fetal movement. The nurse should:</w:t>
       </w:r>
     </w:p>
     <w:p>
-      <w:pPr>
-        <w:spacing w:after="0" w:before="0"/>
-      </w:pPr>
       <w:r>
-        <w:rPr>
-          <w:b w:val="0"/>
-          <w:sz w:val="22"/>
-        </w:rPr>
-        <w:t>(d) 10-15 seconds</w:t>
+        <w:t xml:space="preserve">(a) Assess fetal well-being (NST) and notify the physician</w:t>
       </w:r>
     </w:p>
     <w:p>
-      <w:pPr>
-        <w:spacing w:after="0" w:before="40"/>
-      </w:pPr>
       <w:r>
-        <w:rPr>
-          <w:b/>
-          <w:sz w:val="22"/>
-        </w:rPr>
-        <w:t>Answer: b</w:t>
+        <w:t xml:space="preserve">(b) Reassure the patient</w:t>
       </w:r>
     </w:p>
     <w:p>
-      <w:pPr>
-        <w:spacing w:after="0" w:before="0"/>
-      </w:pPr>
       <w:r>
-        <w:rPr>
-          <w:b w:val="0"/>
-          <w:sz w:val="21"/>
-        </w:rPr>
-        <w:t>Solution: Suctioning in ventilated patients should not exceed 10-15 seconds per pass (usually about 10 seconds) to prevent hypoxia.</w:t>
+        <w:t xml:space="preserve">(c) Send the patient home</w:t>
       </w:r>
     </w:p>
     <w:p>
-      <w:pPr>
-        <w:spacing w:after="0" w:before="0"/>
-      </w:pPr>
       <w:r>
-        <w:rPr>
-          <w:b w:val="0"/>
-          <w:sz w:val="20"/>
-        </w:rPr>
-        <w:t>Positive Marks: 1</w:t>
+        <w:t xml:space="preserve">(d) Ignore the report</w:t>
       </w:r>
     </w:p>
     <w:p>
-      <w:pPr>
-        <w:spacing w:after="160" w:before="0"/>
-      </w:pPr>
       <w:r>
-        <w:rPr>
-          <w:b w:val="0"/>
-          <w:sz w:val="20"/>
-        </w:rPr>
-        <w:t>Negative Marks: 0.25</w:t>
+        <w:t xml:space="preserve">Answer: a</w:t>
       </w:r>
     </w:p>
     <w:p>
-      <w:pPr>
-        <w:spacing w:after="20" w:before="120"/>
-      </w:pPr>
       <w:r>
-        <w:rPr>
-          <w:b/>
-          <w:sz w:val="22"/>
-        </w:rPr>
-        <w:t>Question: What is the permanent method of sterilization in male ?</w:t>
+        <w:t xml:space="preserve">Solution: Decreased fetal movements warrant fetal assessment (NST, biophysical profile) — reduced movement may indicate fetal compromise. The nurse performs the NST and reports findings.</w:t>
       </w:r>
     </w:p>
     <w:p>
-      <w:pPr>
-        <w:spacing w:after="0" w:before="0"/>
-      </w:pPr>
       <w:r>
-        <w:rPr>
-          <w:b w:val="0"/>
-          <w:sz w:val="22"/>
-        </w:rPr>
-        <w:t>(a) Hystrectomy</w:t>
+        <w:t xml:space="preserve">Positive Marks: 1</w:t>
       </w:r>
     </w:p>
     <w:p>
-      <w:pPr>
-        <w:spacing w:after="0" w:before="0"/>
-      </w:pPr>
       <w:r>
-        <w:rPr>
-          <w:b w:val="0"/>
-          <w:sz w:val="22"/>
-        </w:rPr>
-        <w:t>(b) Tubectomy</w:t>
+        <w:t xml:space="preserve">Negative Marks: 0.25</w:t>
       </w:r>
     </w:p>
     <w:p>
-      <w:pPr>
-        <w:spacing w:after="0" w:before="0"/>
-      </w:pPr>
       <w:r>
-        <w:rPr>
-          <w:b w:val="0"/>
-          <w:sz w:val="22"/>
-        </w:rPr>
-        <w:t>(c) Barrier method</w:t>
+        <w:t xml:space="preserve"/>
       </w:r>
     </w:p>
     <w:p>
-      <w:pPr>
-        <w:spacing w:after="0" w:before="0"/>
-      </w:pPr>
       <w:r>
-        <w:rPr>
-          <w:b w:val="0"/>
-          <w:sz w:val="22"/>
-        </w:rPr>
-        <w:t>(d) Vasectomy</w:t>
+        <w:t xml:space="preserve">Question: A 2-year-old child with croup is being assessed. Which finding indicates severe respiratory distress?</w:t>
       </w:r>
     </w:p>
     <w:p>
-      <w:pPr>
-        <w:spacing w:after="0" w:before="40"/>
-      </w:pPr>
       <w:r>
-        <w:rPr>
-          <w:b/>
-          <w:sz w:val="22"/>
-        </w:rPr>
-        <w:t>Answer: d</w:t>
+        <w:t xml:space="preserve">(a) Stridor at rest with retractions and agitation</w:t>
       </w:r>
     </w:p>
     <w:p>
-      <w:pPr>
-        <w:spacing w:after="0" w:before="0"/>
-      </w:pPr>
       <w:r>
-        <w:rPr>
-          <w:b w:val="0"/>
-          <w:sz w:val="21"/>
-        </w:rPr>
-        <w:t>Solution: Vasectomy is the permanent surgical method of male sterilisation (excision of a segment of each vas deferens).</w:t>
+        <w:t xml:space="preserve">(b) Mild barking cough only</w:t>
       </w:r>
     </w:p>
     <w:p>
-      <w:pPr>
-        <w:spacing w:after="0" w:before="0"/>
-      </w:pPr>
       <w:r>
-        <w:rPr>
-          <w:b w:val="0"/>
-          <w:sz w:val="20"/>
-        </w:rPr>
-        <w:t>Positive Marks: 1</w:t>
+        <w:t xml:space="preserve">(c) Normal breathing</w:t>
       </w:r>
     </w:p>
     <w:p>
-      <w:pPr>
-        <w:spacing w:after="160" w:before="0"/>
-      </w:pPr>
       <w:r>
-        <w:rPr>
-          <w:b w:val="0"/>
-          <w:sz w:val="20"/>
-        </w:rPr>
-        <w:t>Negative Marks: 0.25</w:t>
+        <w:t xml:space="preserve">(d) Low-grade fever only</w:t>
       </w:r>
     </w:p>
     <w:p>
-      <w:pPr>
-        <w:spacing w:after="20" w:before="120"/>
-      </w:pPr>
       <w:r>
-        <w:rPr>
-          <w:b/>
-          <w:sz w:val="22"/>
-        </w:rPr>
-        <w:t>Question: A client with cirrhosis becomes confused, drowsy and develops asterixis. Which nursing action has the highest priority?</w:t>
+        <w:t xml:space="preserve">Answer: a</w:t>
       </w:r>
     </w:p>
     <w:p>
-      <w:pPr>
-        <w:spacing w:after="0" w:before="0"/>
-      </w:pPr>
       <w:r>
-        <w:rPr>
-          <w:b w:val="0"/>
-          <w:sz w:val="22"/>
-        </w:rPr>
-        <w:t>(a) Increase dietary sodium intake</w:t>
+        <w:t xml:space="preserve">Solution: Severe croup — stridor at rest, chest retractions, agitation, and hypoxia — requires oxygen, nebulized adrenaline, steroids, and possible ICU care.</w:t>
       </w:r>
     </w:p>
     <w:p>
-      <w:pPr>
-        <w:spacing w:after="0" w:before="0"/>
-      </w:pPr>
       <w:r>
-        <w:rPr>
-          <w:b w:val="0"/>
-          <w:sz w:val="22"/>
-        </w:rPr>
-        <w:t>(b) Place the client in the supine position</w:t>
+        <w:t xml:space="preserve">Positive Marks: 1</w:t>
       </w:r>
     </w:p>
     <w:p>
-      <w:pPr>
-        <w:spacing w:after="0" w:before="0"/>
-      </w:pPr>
       <w:r>
-        <w:rPr>
-          <w:b w:val="0"/>
-          <w:sz w:val="22"/>
-        </w:rPr>
-        <w:t>(c) Restrict dietary protein immediately</w:t>
+        <w:t xml:space="preserve">Negative Marks: 0.25</w:t>
       </w:r>
     </w:p>
     <w:p>
-      <w:pPr>
-        <w:spacing w:after="0" w:before="0"/>
-      </w:pPr>
       <w:r>
-        <w:rPr>
-          <w:b w:val="0"/>
-          <w:sz w:val="22"/>
-        </w:rPr>
-        <w:t>(d) Prepare to administer lactulose as ordered</w:t>
+        <w:t xml:space="preserve"/>
       </w:r>
     </w:p>
     <w:p>
-      <w:pPr>
-        <w:spacing w:after="0" w:before="40"/>
-      </w:pPr>
       <w:r>
-        <w:rPr>
-          <w:b/>
-          <w:sz w:val="22"/>
-        </w:rPr>
-        <w:t>Answer: d</w:t>
+        <w:t xml:space="preserve">Question: A patient with bipolar disorder is being discharged on lithium. The nurse should teach the patient to:</w:t>
       </w:r>
     </w:p>
     <w:p>
-      <w:pPr>
-        <w:spacing w:after="0" w:before="0"/>
-      </w:pPr>
       <w:r>
-        <w:rPr>
-          <w:b w:val="0"/>
-          <w:sz w:val="21"/>
-        </w:rPr>
-        <w:t>Solution: Confusion and asterixis indicate hepatic encephalopathy; lactulose reduces serum ammonia (by trapping it in the gut) and is the priority treatment.</w:t>
+        <w:t xml:space="preserve">(a) Maintain consistent fluid and salt intake and attend level monitoring</w:t>
       </w:r>
     </w:p>
     <w:p>
-      <w:pPr>
-        <w:spacing w:after="0" w:before="0"/>
-      </w:pPr>
       <w:r>
-        <w:rPr>
-          <w:b w:val="0"/>
-          <w:sz w:val="20"/>
-        </w:rPr>
-        <w:t>Positive Marks: 1</w:t>
+        <w:t xml:space="preserve">(b) Vary salt intake</w:t>
       </w:r>
     </w:p>
     <w:p>
-      <w:pPr>
-        <w:spacing w:after="160" w:before="0"/>
-      </w:pPr>
       <w:r>
-        <w:rPr>
-          <w:b w:val="0"/>
-          <w:sz w:val="20"/>
-        </w:rPr>
-        <w:t>Negative Marks: 0.25</w:t>
+        <w:t xml:space="preserve">(c) Skip lithium doses</w:t>
       </w:r>
     </w:p>
     <w:p>
-      <w:pPr>
-        <w:spacing w:after="20" w:before="120"/>
-      </w:pPr>
       <w:r>
-        <w:rPr>
-          <w:b/>
-          <w:sz w:val="22"/>
-        </w:rPr>
-        <w:t>Question: Patient with Anorexia nervosa taking food correctly as per her diet plan, but there was no increase in weight observed. What will be nursing intervention for the above patient?</w:t>
+        <w:t xml:space="preserve">(d) Stop lithium abruptly</w:t>
       </w:r>
     </w:p>
     <w:p>
-      <w:pPr>
-        <w:spacing w:after="0" w:before="0"/>
-      </w:pPr>
       <w:r>
-        <w:rPr>
-          <w:b w:val="0"/>
-          <w:sz w:val="22"/>
-        </w:rPr>
-        <w:t>(a) Observe patient while taking meal and after up to 2 hours</w:t>
+        <w:t xml:space="preserve">Answer: a</w:t>
       </w:r>
     </w:p>
     <w:p>
-      <w:pPr>
-        <w:spacing w:after="0" w:before="0"/>
-      </w:pPr>
       <w:r>
-        <w:rPr>
-          <w:b w:val="0"/>
-          <w:sz w:val="22"/>
-        </w:rPr>
-        <w:t>(b) Engage them in other activities</w:t>
+        <w:t xml:space="preserve">Solution: Lithium requires consistent salt/fluid intake, regular serum level monitoring (0.6–1.2 mEq/L), and reporting of toxicity signs (tremor, vomiting, ataxia, confusion).</w:t>
       </w:r>
     </w:p>
     <w:p>
-      <w:pPr>
-        <w:spacing w:after="0" w:before="0"/>
-      </w:pPr>
       <w:r>
-        <w:rPr>
-          <w:b w:val="0"/>
-          <w:sz w:val="22"/>
-        </w:rPr>
-        <w:t>(c) Increase calorie of food from 1500 to 2000</w:t>
+        <w:t xml:space="preserve">Positive Marks: 1</w:t>
       </w:r>
     </w:p>
     <w:p>
-      <w:pPr>
-        <w:spacing w:after="0" w:before="0"/>
-      </w:pPr>
       <w:r>
-        <w:rPr>
-          <w:b w:val="0"/>
-          <w:sz w:val="22"/>
-        </w:rPr>
-        <w:t>(d) Add vitamin tablet to her medications</w:t>
+        <w:t xml:space="preserve">Negative Marks: 0.25</w:t>
       </w:r>
     </w:p>
     <w:p>
-      <w:pPr>
-        <w:spacing w:after="0" w:before="40"/>
-      </w:pPr>
       <w:r>
-        <w:rPr>
-          <w:b/>
-          <w:sz w:val="22"/>
-        </w:rPr>
-        <w:t>Answer: a</w:t>
+        <w:t xml:space="preserve"/>
       </w:r>
     </w:p>
     <w:p>
-      <w:pPr>
-        <w:spacing w:after="0" w:before="0"/>
-      </w:pPr>
       <w:r>
-        <w:rPr>
-          <w:b w:val="0"/>
-          <w:sz w:val="21"/>
-        </w:rPr>
-        <w:t>Solution: For a patient with anorexia nervosa, the nurse should observe the patient during meals and afterwards to prevent food hiding and purging.</w:t>
+        <w:t xml:space="preserve">Question: The "Pradhan Mantri Bhartiya Janaushadhi Kendra" outlets are also known as:</w:t>
       </w:r>
     </w:p>
     <w:p>
-      <w:pPr>
-        <w:spacing w:after="0" w:before="0"/>
-      </w:pPr>
       <w:r>
-        <w:rPr>
-          <w:b w:val="0"/>
-          <w:sz w:val="20"/>
-        </w:rPr>
-        <w:t>Positive Marks: 1</w:t>
+        <w:t xml:space="preserve">(a) Jan Aushadhi stores</w:t>
       </w:r>
     </w:p>
     <w:p>
-      <w:pPr>
-        <w:spacing w:after="160" w:before="0"/>
-      </w:pPr>
       <w:r>
-        <w:rPr>
-          <w:b w:val="0"/>
-          <w:sz w:val="20"/>
-        </w:rPr>
-        <w:t>Negative Marks: 0.25</w:t>
+        <w:t xml:space="preserve">(b) Arogya stores</w:t>
       </w:r>
     </w:p>
     <w:p>
-      <w:pPr>
-        <w:spacing w:after="20" w:before="120"/>
-      </w:pPr>
       <w:r>
-        <w:rPr>
-          <w:b/>
-          <w:sz w:val="22"/>
-        </w:rPr>
-        <w:t>Question: Which of the following findings suggests worsening condition or severe symptoms of dengue, excluding others?</w:t>
+        <w:t xml:space="preserve">(c) Swasthya stores</w:t>
       </w:r>
     </w:p>
     <w:p>
-      <w:pPr>
-        <w:spacing w:after="0" w:before="0"/>
-      </w:pPr>
       <w:r>
-        <w:rPr>
-          <w:b w:val="0"/>
-          <w:sz w:val="22"/>
-        </w:rPr>
-        <w:t>(a) Blood in vomit or stool</w:t>
+        <w:t xml:space="preserve">(d) Seva stores</w:t>
       </w:r>
     </w:p>
     <w:p>
-      <w:pPr>
-        <w:spacing w:after="0" w:before="0"/>
-      </w:pPr>
       <w:r>
-        <w:rPr>
-          <w:b w:val="0"/>
-          <w:sz w:val="22"/>
-        </w:rPr>
-        <w:t>(b) Severe Abdominal pain</w:t>
+        <w:t xml:space="preserve">Answer: a</w:t>
       </w:r>
     </w:p>
     <w:p>
-      <w:pPr>
-        <w:spacing w:after="0" w:before="0"/>
-      </w:pPr>
       <w:r>
-        <w:rPr>
-          <w:b w:val="0"/>
-          <w:sz w:val="22"/>
-        </w:rPr>
-        <w:t>(c) Persistent vomiting</w:t>
+        <w:t xml:space="preserve">Solution: PMBJP outlets are commonly called Jan Aushadhi stores/kendras — selling affordable generic medicines.</w:t>
       </w:r>
     </w:p>
     <w:p>
-      <w:pPr>
-        <w:spacing w:after="0" w:before="0"/>
-      </w:pPr>
       <w:r>
-        <w:rPr>
-          <w:b w:val="0"/>
-          <w:sz w:val="22"/>
-        </w:rPr>
-        <w:t>(d) High grade fever</w:t>
+        <w:t xml:space="preserve">Positive Marks: 1</w:t>
       </w:r>
     </w:p>
     <w:p>
-      <w:pPr>
-        <w:spacing w:after="0" w:before="40"/>
-      </w:pPr>
       <w:r>
-        <w:rPr>
-          <w:b/>
-          <w:sz w:val="22"/>
-        </w:rPr>
-        <w:t>Answer: d</w:t>
+        <w:t xml:space="preserve">Negative Marks: 0.25</w:t>
       </w:r>
     </w:p>
     <w:p>
-      <w:pPr>
-        <w:spacing w:after="0" w:before="0"/>
-      </w:pPr>
       <w:r>
-        <w:rPr>
-          <w:b w:val="0"/>
-          <w:sz w:val="21"/>
-        </w:rPr>
-        <w:t>Solution: Warning signs of severe dengue include severe abdominal pain, persistent vomiting, mucosal bleeding (blood in vomit or stool), lethargy and fluid accumulation; high-grade fever alone is a general symptom and is not a warning sign.</w:t>
+        <w:t xml:space="preserve"/>
       </w:r>
     </w:p>
     <w:p>
-      <w:pPr>
-        <w:spacing w:after="0" w:before="0"/>
-      </w:pPr>
       <w:r>
-        <w:rPr>
-          <w:b w:val="0"/>
-          <w:sz w:val="20"/>
-        </w:rPr>
-        <w:t>Positive Marks: 1</w:t>
+        <w:t xml:space="preserve">Question: The nurse is to give 0.45 mg of a medication. The vial contains 0.15 mg/mL. The volume to give is:</w:t>
       </w:r>
     </w:p>
     <w:p>
-      <w:pPr>
-        <w:spacing w:after="160" w:before="0"/>
-      </w:pPr>
       <w:r>
-        <w:rPr>
-          <w:b w:val="0"/>
-          <w:sz w:val="20"/>
-        </w:rPr>
-        <w:t>Negative Marks: 0.25</w:t>
+        <w:t xml:space="preserve">(a) 2 mL</w:t>
       </w:r>
     </w:p>
     <w:p>
-      <w:pPr>
-        <w:spacing w:after="20" w:before="120"/>
-      </w:pPr>
       <w:r>
-        <w:rPr>
-          <w:b/>
-          <w:sz w:val="22"/>
-        </w:rPr>
-        <w:t>Question: Which laboratory value requires IMMEDIATE notification in a client with chronic kidney disease?</w:t>
+        <w:t xml:space="preserve">(b) 3 mL</w:t>
       </w:r>
     </w:p>
     <w:p>
-      <w:pPr>
-        <w:spacing w:after="0" w:before="0"/>
-      </w:pPr>
       <w:r>
-        <w:rPr>
-          <w:b w:val="0"/>
-          <w:sz w:val="22"/>
-        </w:rPr>
-        <w:t>(a) Serum potassium 6.8 mEq/L</w:t>
+        <w:t xml:space="preserve">(c) 4 mL</w:t>
       </w:r>
     </w:p>
     <w:p>
-      <w:pPr>
-        <w:spacing w:after="0" w:before="0"/>
-      </w:pPr>
       <w:r>
-        <w:rPr>
-          <w:b w:val="0"/>
-          <w:sz w:val="22"/>
-        </w:rPr>
-        <w:t>(b) Hemoglobin 10.2 g/dL</w:t>
+        <w:t xml:space="preserve">(d) 5 mL</w:t>
       </w:r>
     </w:p>
     <w:p>
-      <w:pPr>
-        <w:spacing w:after="0" w:before="0"/>
-      </w:pPr>
       <w:r>
-        <w:rPr>
-          <w:b w:val="0"/>
-          <w:sz w:val="22"/>
-        </w:rPr>
-        <w:t>(c) Serum creatinine 2.4 mg/dL</w:t>
+        <w:t xml:space="preserve">Answer: b</w:t>
       </w:r>
     </w:p>
     <w:p>
-      <w:pPr>
-        <w:spacing w:after="0" w:before="0"/>
-      </w:pPr>
       <w:r>
-        <w:rPr>
-          <w:b w:val="0"/>
-          <w:sz w:val="22"/>
-        </w:rPr>
-        <w:t>(d) Blood urea nitrogen 42 mg/dL</w:t>
+        <w:t xml:space="preserve">Solution: Volume = 0.45 ÷ 0.15 = 3 mL.</w:t>
       </w:r>
     </w:p>
     <w:p>
-      <w:pPr>
-        <w:spacing w:after="0" w:before="40"/>
-      </w:pPr>
       <w:r>
-        <w:rPr>
-          <w:b/>
-          <w:sz w:val="22"/>
-        </w:rPr>
-        <w:t>Answer: a</w:t>
+        <w:t xml:space="preserve">Positive Marks: 1</w:t>
       </w:r>
     </w:p>
     <w:p>
-      <w:pPr>
-        <w:spacing w:after="0" w:before="0"/>
-      </w:pPr>
       <w:r>
-        <w:rPr>
-          <w:b w:val="0"/>
-          <w:sz w:val="21"/>
-        </w:rPr>
-        <w:t>Solution: Hyperkalemia (&gt;5.5 mEq/L) can precipitate lethal cardiac dysrhythmias; potassium 6.8 mEq/L is a critical value that must be reported immediately.</w:t>
+        <w:t xml:space="preserve">Negative Marks: 0.25</w:t>
       </w:r>
     </w:p>
     <w:p>
-      <w:pPr>
-        <w:spacing w:after="0" w:before="0"/>
-      </w:pPr>
       <w:r>
-        <w:rPr>
-          <w:b w:val="0"/>
-          <w:sz w:val="20"/>
-        </w:rPr>
-        <w:t>Positive Marks: 1</w:t>
+        <w:t xml:space="preserve"/>
       </w:r>
     </w:p>
     <w:p>
-      <w:pPr>
-        <w:spacing w:after="160" w:before="0"/>
-      </w:pPr>
       <w:r>
-        <w:rPr>
-          <w:b w:val="0"/>
-          <w:sz w:val="20"/>
-        </w:rPr>
-        <w:t>Negative Marks: 0.25</w:t>
+        <w:t xml:space="preserve">Question: The normal adult systolic blood pressure is:</w:t>
+      </w:r>
+    </w:p>
+    <w:p>
+      <w:r>
+        <w:t xml:space="preserve">(a) Less than 120 mmHg</w:t>
+      </w:r>
+    </w:p>
+    <w:p>
+      <w:r>
+        <w:t xml:space="preserve">(b) 140–160 mmHg</w:t>
+      </w:r>
+    </w:p>
+    <w:p>
+      <w:r>
+        <w:t xml:space="preserve">(c) 180–200 mmHg</w:t>
+      </w:r>
+    </w:p>
+    <w:p>
+      <w:r>
+        <w:t xml:space="preserve">(d) 220 mmHg</w:t>
+      </w:r>
+    </w:p>
+    <w:p>
+      <w:r>
+        <w:t xml:space="preserve">Answer: a</w:t>
+      </w:r>
+    </w:p>
+    <w:p>
+      <w:r>
+        <w:t xml:space="preserve">Solution: Normal systolic BP is &lt;120 mmHg. Elevated is 120–129; stage 1 HTN 130–139; stage 2 ≥140. The nurse measures BP accurately.</w:t>
+      </w:r>
+    </w:p>
+    <w:p>
+      <w:r>
+        <w:t xml:space="preserve">Positive Marks: 1</w:t>
+      </w:r>
+    </w:p>
+    <w:p>
+      <w:r>
+        <w:t xml:space="preserve">Negative Marks: 0.25</w:t>
+      </w:r>
+    </w:p>
+    <w:p>
+      <w:r>
+        <w:t xml:space="preserve"/>
+      </w:r>
+    </w:p>
+    <w:p>
+      <w:r>
+        <w:t xml:space="preserve">Question: A patient with a burn injury is being discharged. The nurse should teach the patient to:</w:t>
+      </w:r>
+    </w:p>
+    <w:p>
+      <w:r>
+        <w:t xml:space="preserve">(a) Perform wound care, watch for infection, and use sun protection</w:t>
+      </w:r>
+    </w:p>
+    <w:p>
+      <w:r>
+        <w:t xml:space="preserve">(b) Stop wound care at home</w:t>
+      </w:r>
+    </w:p>
+    <w:p>
+      <w:r>
+        <w:t xml:space="preserve">(c) Skip follow-up</w:t>
+      </w:r>
+    </w:p>
+    <w:p>
+      <w:r>
+        <w:t xml:space="preserve">(d) Expose the wound to dirt</w:t>
+      </w:r>
+    </w:p>
+    <w:p>
+      <w:r>
+        <w:t xml:space="preserve">Answer: a</w:t>
+      </w:r>
+    </w:p>
+    <w:p>
+      <w:r>
+        <w:t xml:space="preserve">Solution: Burn discharge teaching — daily wound care, infection signs (redness, purulence, fever), pressure garments/scar management, sun protection, nutrition, and follow-up.</w:t>
+      </w:r>
+    </w:p>
+    <w:p>
+      <w:r>
+        <w:t xml:space="preserve">Positive Marks: 1</w:t>
+      </w:r>
+    </w:p>
+    <w:p>
+      <w:r>
+        <w:t xml:space="preserve">Negative Marks: 0.25</w:t>
       </w:r>
     </w:p>
     <w:sectPr>
       <w:pgSz w:w="12240" w:h="15840"/>
-      <w:pgMar w:top="864" w:right="1008" w:bottom="864" w:left="1008" w:header="720" w:footer="720" w:gutter="0"/>
+      <w:pgMar w:top="1440" w:right="1800" w:bottom="1440" w:left="1800" w:header="720" w:footer="720" w:gutter="0"/>
       <w:cols w:space="720"/>
       <w:docGrid w:linePitch="360"/>
     </w:sectPr>
@@ -2535,10 +1365,6 @@
     <w:name w:val="Normal"/>
     <w:qFormat/>
     <w:rsid w:val="00FC693F"/>
-    <w:rPr>
-      <w:rFonts w:ascii="Calibri" w:hAnsi="Calibri"/>
-      <w:sz w:val="22"/>
-    </w:rPr>
   </w:style>
   <w:style w:type="paragraph" w:styleId="Header">
     <w:name w:val="header"/>
